--- a/input/E003 Sam Gardner /PAI-Sam Gardner Ep Transcript.docx
+++ b/input/E003 Sam Gardner /PAI-Sam Gardner Ep Transcript.docx
@@ -699,7 +699,6 @@
           <w:rFonts w:ascii="Arial" w:cs="Arial" w:eastAsia="Arial" w:hAnsi="Arial"/>
           <w:i w:val="0"/>
           <w:smallCaps w:val="0"/>
-          <w:strike w:val="1"/>
           <w:color w:val="000000"/>
           <w:sz w:val="24"/>
           <w:szCs w:val="24"/>
@@ -2930,7 +2929,6 @@
           <w:rFonts w:ascii="Arial" w:cs="Arial" w:eastAsia="Arial" w:hAnsi="Arial"/>
           <w:i w:val="0"/>
           <w:smallCaps w:val="0"/>
-          <w:strike w:val="1"/>
           <w:color w:val="000000"/>
           <w:sz w:val="24"/>
           <w:szCs w:val="24"/>
@@ -6218,7 +6216,6 @@
         <w:jc w:val="left"/>
         <w:rPr>
           <w:rFonts w:ascii="Arial" w:cs="Arial" w:eastAsia="Arial" w:hAnsi="Arial"/>
-          <w:strike w:val="1"/>
           <w:sz w:val="24"/>
           <w:szCs w:val="24"/>
         </w:rPr>
@@ -7046,7 +7043,6 @@
           <w:rFonts w:ascii="Arial" w:cs="Arial" w:eastAsia="Arial" w:hAnsi="Arial"/>
           <w:i w:val="0"/>
           <w:smallCaps w:val="0"/>
-          <w:strike w:val="1"/>
           <w:color w:val="000000"/>
           <w:sz w:val="24"/>
           <w:szCs w:val="24"/>
@@ -7592,7 +7588,6 @@
         <w:jc w:val="left"/>
         <w:rPr>
           <w:rFonts w:ascii="Arial" w:cs="Arial" w:eastAsia="Arial" w:hAnsi="Arial"/>
-          <w:strike w:val="1"/>
           <w:sz w:val="24"/>
           <w:szCs w:val="24"/>
         </w:rPr>
@@ -8118,7 +8113,6 @@
           <w:rFonts w:ascii="Arial" w:cs="Arial" w:eastAsia="Arial" w:hAnsi="Arial"/>
           <w:i w:val="0"/>
           <w:smallCaps w:val="0"/>
-          <w:strike w:val="1"/>
           <w:color w:val="000000"/>
           <w:sz w:val="24"/>
           <w:szCs w:val="24"/>
